--- a/docs/보고/전유닛-점검/콘텐트 점검_20261009.docx
+++ b/docs/보고/전유닛-점검/콘텐트 점검_20261009.docx
@@ -34,7 +34,7 @@
           <w:sz w:val="22"/>
           <w:szCs w:val="22"/>
         </w:rPr>
-        <w:t xml:space="preserve">작성 2026. 10. 10. 오후 6:28:57 KST · 총괄 5번 · 사장님 지시 2026-09-03 「매일 23시」 · 2026-09-29 「22시로 조정」</w:t>
+        <w:t xml:space="preserve">작성 2026. 10. 10. 오후 10:50:02 KST · 총괄 5번 · 사장님 지시 2026-09-03 「매일 23시」 · 2026-09-29 「22시로 조정」</w:t>
       </w:r>
     </w:p>
     <w:p>
@@ -2821,10 +2821,10 @@
       </w:tblPr>
       <w:tblGrid>
         <w:gridCol w:w="655"/>
-        <w:gridCol w:w="3124"/>
-        <w:gridCol w:w="2272"/>
-        <w:gridCol w:w="1272"/>
-        <w:gridCol w:w="727"/>
+        <w:gridCol w:w="3276"/>
+        <w:gridCol w:w="2340"/>
+        <w:gridCol w:w="1030"/>
+        <w:gridCol w:w="749"/>
         <w:gridCol w:w="655"/>
         <w:gridCol w:w="655"/>
       </w:tblGrid>
@@ -2863,7 +2863,7 @@
         </w:tc>
         <w:tc>
           <w:tcPr>
-            <w:tcW w:type="dxa" w:w="3124"/>
+            <w:tcW w:type="dxa" w:w="3276"/>
             <w:shd w:fill="1C2330" w:val="clear"/>
             <w:tcMar>
               <w:top w:type="dxa" w:w="60"/>
@@ -2891,7 +2891,7 @@
         </w:tc>
         <w:tc>
           <w:tcPr>
-            <w:tcW w:type="dxa" w:w="2272"/>
+            <w:tcW w:type="dxa" w:w="2340"/>
             <w:shd w:fill="1C2330" w:val="clear"/>
             <w:tcMar>
               <w:top w:type="dxa" w:w="60"/>
@@ -2919,7 +2919,7 @@
         </w:tc>
         <w:tc>
           <w:tcPr>
-            <w:tcW w:type="dxa" w:w="1272"/>
+            <w:tcW w:type="dxa" w:w="1030"/>
             <w:shd w:fill="1C2330" w:val="clear"/>
             <w:tcMar>
               <w:top w:type="dxa" w:w="60"/>
@@ -2947,7 +2947,7 @@
         </w:tc>
         <w:tc>
           <w:tcPr>
-            <w:tcW w:type="dxa" w:w="727"/>
+            <w:tcW w:type="dxa" w:w="749"/>
             <w:shd w:fill="1C2330" w:val="clear"/>
             <w:tcMar>
               <w:top w:type="dxa" w:w="60"/>
@@ -3064,7 +3064,7 @@
         </w:tc>
         <w:tc>
           <w:tcPr>
-            <w:tcW w:type="dxa" w:w="3124"/>
+            <w:tcW w:type="dxa" w:w="3276"/>
             <w:shd w:fill="FFFFFF" w:val="clear"/>
             <w:tcMar>
               <w:top w:type="dxa" w:w="60"/>
@@ -3092,7 +3092,7 @@
         </w:tc>
         <w:tc>
           <w:tcPr>
-            <w:tcW w:type="dxa" w:w="2272"/>
+            <w:tcW w:type="dxa" w:w="2340"/>
             <w:shd w:fill="FFFFFF" w:val="clear"/>
             <w:tcMar>
               <w:top w:type="dxa" w:w="60"/>
@@ -3120,57 +3120,57 @@
         </w:tc>
         <w:tc>
           <w:tcPr>
-            <w:tcW w:type="dxa" w:w="1272"/>
-            <w:shd w:fill="FFFFFF" w:val="clear"/>
-            <w:tcMar>
-              <w:top w:type="dxa" w:w="60"/>
-              <w:left w:type="dxa" w:w="90"/>
-              <w:bottom w:type="dxa" w:w="60"/>
-              <w:right w:type="dxa" w:w="90"/>
-            </w:tcMar>
-          </w:tcPr>
-          <w:p>
-            <w:pPr>
-              <w:spacing w:after="0" w:before="0"/>
-            </w:pPr>
-            <w:r>
-              <w:rPr>
-                <w:rFonts w:ascii="맑은 고딕" w:cs="맑은 고딕" w:eastAsia="맑은 고딕" w:hAnsi="맑은 고딕"/>
-                <w:b w:val="false"/>
-                <w:bCs w:val="false"/>
-                <w:color w:val="1C2330"/>
-                <w:sz w:val="19"/>
-                <w:szCs w:val="19"/>
-              </w:rPr>
-              <w:t xml:space="preserve">⚠ 발행일(도장 못 찾음)</w:t>
-            </w:r>
-          </w:p>
-        </w:tc>
-        <w:tc>
-          <w:tcPr>
-            <w:tcW w:type="dxa" w:w="727"/>
-            <w:shd w:fill="FFFFFF" w:val="clear"/>
-            <w:tcMar>
-              <w:top w:type="dxa" w:w="60"/>
-              <w:left w:type="dxa" w:w="90"/>
-              <w:bottom w:type="dxa" w:w="60"/>
-              <w:right w:type="dxa" w:w="90"/>
-            </w:tcMar>
-          </w:tcPr>
-          <w:p>
-            <w:pPr>
-              <w:spacing w:after="0" w:before="0"/>
-            </w:pPr>
-            <w:r>
-              <w:rPr>
-                <w:rFonts w:ascii="맑은 고딕" w:cs="맑은 고딕" w:eastAsia="맑은 고딕" w:hAnsi="맑은 고딕"/>
-                <w:b w:val="false"/>
-                <w:bCs w:val="false"/>
-                <w:color w:val="1C2330"/>
-                <w:sz w:val="19"/>
-                <w:szCs w:val="19"/>
-              </w:rPr>
-              <w:t xml:space="preserve">1545.0시간</w:t>
+            <w:tcW w:type="dxa" w:w="1030"/>
+            <w:shd w:fill="FFFFFF" w:val="clear"/>
+            <w:tcMar>
+              <w:top w:type="dxa" w:w="60"/>
+              <w:left w:type="dxa" w:w="90"/>
+              <w:bottom w:type="dxa" w:w="60"/>
+              <w:right w:type="dxa" w:w="90"/>
+            </w:tcMar>
+          </w:tcPr>
+          <w:p>
+            <w:pPr>
+              <w:spacing w:after="0" w:before="0"/>
+            </w:pPr>
+            <w:r>
+              <w:rPr>
+                <w:rFonts w:ascii="맑은 고딕" w:cs="맑은 고딕" w:eastAsia="맑은 고딕" w:hAnsi="맑은 고딕"/>
+                <w:b w:val="false"/>
+                <w:bCs w:val="false"/>
+                <w:color w:val="1C2330"/>
+                <w:sz w:val="19"/>
+                <w:szCs w:val="19"/>
+              </w:rPr>
+              <w:t xml:space="preserve">배포 도장</w:t>
+            </w:r>
+          </w:p>
+        </w:tc>
+        <w:tc>
+          <w:tcPr>
+            <w:tcW w:type="dxa" w:w="749"/>
+            <w:shd w:fill="FFFFFF" w:val="clear"/>
+            <w:tcMar>
+              <w:top w:type="dxa" w:w="60"/>
+              <w:left w:type="dxa" w:w="90"/>
+              <w:bottom w:type="dxa" w:w="60"/>
+              <w:right w:type="dxa" w:w="90"/>
+            </w:tcMar>
+          </w:tcPr>
+          <w:p>
+            <w:pPr>
+              <w:spacing w:after="0" w:before="0"/>
+            </w:pPr>
+            <w:r>
+              <w:rPr>
+                <w:rFonts w:ascii="맑은 고딕" w:cs="맑은 고딕" w:eastAsia="맑은 고딕" w:hAnsi="맑은 고딕"/>
+                <w:b w:val="false"/>
+                <w:bCs w:val="false"/>
+                <w:color w:val="1C2330"/>
+                <w:sz w:val="19"/>
+                <w:szCs w:val="19"/>
+              </w:rPr>
+              <w:t xml:space="preserve">1582.3시간</w:t>
             </w:r>
           </w:p>
         </w:tc>
@@ -3265,7 +3265,7 @@
         </w:tc>
         <w:tc>
           <w:tcPr>
-            <w:tcW w:type="dxa" w:w="3124"/>
+            <w:tcW w:type="dxa" w:w="3276"/>
             <w:shd w:fill="F5F7FA" w:val="clear"/>
             <w:tcMar>
               <w:top w:type="dxa" w:w="60"/>
@@ -3293,7 +3293,7 @@
         </w:tc>
         <w:tc>
           <w:tcPr>
-            <w:tcW w:type="dxa" w:w="2272"/>
+            <w:tcW w:type="dxa" w:w="2340"/>
             <w:shd w:fill="F5F7FA" w:val="clear"/>
             <w:tcMar>
               <w:top w:type="dxa" w:w="60"/>
@@ -3321,7 +3321,7 @@
         </w:tc>
         <w:tc>
           <w:tcPr>
-            <w:tcW w:type="dxa" w:w="1272"/>
+            <w:tcW w:type="dxa" w:w="1030"/>
             <w:shd w:fill="F5F7FA" w:val="clear"/>
             <w:tcMar>
               <w:top w:type="dxa" w:w="60"/>
@@ -3349,7 +3349,7 @@
         </w:tc>
         <w:tc>
           <w:tcPr>
-            <w:tcW w:type="dxa" w:w="727"/>
+            <w:tcW w:type="dxa" w:w="749"/>
             <w:shd w:fill="F5F7FA" w:val="clear"/>
             <w:tcMar>
               <w:top w:type="dxa" w:w="60"/>
@@ -3466,7 +3466,7 @@
         </w:tc>
         <w:tc>
           <w:tcPr>
-            <w:tcW w:type="dxa" w:w="3124"/>
+            <w:tcW w:type="dxa" w:w="3276"/>
             <w:shd w:fill="FFFFFF" w:val="clear"/>
             <w:tcMar>
               <w:top w:type="dxa" w:w="60"/>
@@ -3494,7 +3494,7 @@
         </w:tc>
         <w:tc>
           <w:tcPr>
-            <w:tcW w:type="dxa" w:w="2272"/>
+            <w:tcW w:type="dxa" w:w="2340"/>
             <w:shd w:fill="FFFFFF" w:val="clear"/>
             <w:tcMar>
               <w:top w:type="dxa" w:w="60"/>
@@ -3522,7 +3522,7 @@
         </w:tc>
         <w:tc>
           <w:tcPr>
-            <w:tcW w:type="dxa" w:w="1272"/>
+            <w:tcW w:type="dxa" w:w="1030"/>
             <w:shd w:fill="FFFFFF" w:val="clear"/>
             <w:tcMar>
               <w:top w:type="dxa" w:w="60"/>
@@ -3550,7 +3550,7 @@
         </w:tc>
         <w:tc>
           <w:tcPr>
-            <w:tcW w:type="dxa" w:w="727"/>
+            <w:tcW w:type="dxa" w:w="749"/>
             <w:shd w:fill="FFFFFF" w:val="clear"/>
             <w:tcMar>
               <w:top w:type="dxa" w:w="60"/>
@@ -3667,7 +3667,7 @@
         </w:tc>
         <w:tc>
           <w:tcPr>
-            <w:tcW w:type="dxa" w:w="3124"/>
+            <w:tcW w:type="dxa" w:w="3276"/>
             <w:shd w:fill="F5F7FA" w:val="clear"/>
             <w:tcMar>
               <w:top w:type="dxa" w:w="60"/>
@@ -3695,7 +3695,7 @@
         </w:tc>
         <w:tc>
           <w:tcPr>
-            <w:tcW w:type="dxa" w:w="2272"/>
+            <w:tcW w:type="dxa" w:w="2340"/>
             <w:shd w:fill="F5F7FA" w:val="clear"/>
             <w:tcMar>
               <w:top w:type="dxa" w:w="60"/>
@@ -3723,7 +3723,7 @@
         </w:tc>
         <w:tc>
           <w:tcPr>
-            <w:tcW w:type="dxa" w:w="1272"/>
+            <w:tcW w:type="dxa" w:w="1030"/>
             <w:shd w:fill="F5F7FA" w:val="clear"/>
             <w:tcMar>
               <w:top w:type="dxa" w:w="60"/>
@@ -3751,7 +3751,7 @@
         </w:tc>
         <w:tc>
           <w:tcPr>
-            <w:tcW w:type="dxa" w:w="727"/>
+            <w:tcW w:type="dxa" w:w="749"/>
             <w:shd w:fill="F5F7FA" w:val="clear"/>
             <w:tcMar>
               <w:top w:type="dxa" w:w="60"/>
@@ -4140,7 +4140,7 @@
           <w:sz w:val="22"/>
           <w:szCs w:val="22"/>
         </w:rPr>
-        <w:t xml:space="preserve">잰 시각 2026. 10. 10. 오후 6:28:57 KST</w:t>
+        <w:t xml:space="preserve">잰 시각 2026. 10. 10. 오후 10:50:02 KST</w:t>
       </w:r>
     </w:p>
     <w:tbl>
@@ -4593,7 +4593,7 @@
                 <w:sz w:val="19"/>
                 <w:szCs w:val="19"/>
               </w:rPr>
-              <w:t xml:space="preserve">✅ 200 · 30259줄</w:t>
+              <w:t xml:space="preserve">✅ 200 · 30289줄</w:t>
             </w:r>
           </w:p>
         </w:tc>
@@ -7574,7 +7574,7 @@
                 <w:sz w:val="19"/>
                 <w:szCs w:val="19"/>
               </w:rPr>
-              <w:t xml:space="preserve">1·4번 KLifeMap</w:t>
+              <w:t xml:space="preserve">1번 KLifeMap</w:t>
             </w:r>
           </w:p>
         </w:tc>
@@ -7602,7 +7602,7 @@
                 <w:sz w:val="19"/>
                 <w:szCs w:val="19"/>
               </w:rPr>
-              <w:t xml:space="preserve">54</w:t>
+              <w:t xml:space="preserve">64</w:t>
             </w:r>
           </w:p>
         </w:tc>
@@ -7630,7 +7630,7 @@
                 <w:sz w:val="19"/>
                 <w:szCs w:val="19"/>
               </w:rPr>
-              <w:t xml:space="preserve">1.9명</w:t>
+              <w:t xml:space="preserve">2.3명</w:t>
             </w:r>
           </w:p>
         </w:tc>
@@ -7658,7 +7658,7 @@
                 <w:sz w:val="19"/>
                 <w:szCs w:val="19"/>
               </w:rPr>
-              <w:t xml:space="preserve">Organic Search 57 · Organic Social 2 · AI Assistant 1</w:t>
+              <w:t xml:space="preserve">Organic Search 72 · Organic Social 2 · AI Assistant 2</w:t>
             </w:r>
           </w:p>
         </w:tc>
@@ -7691,7 +7691,7 @@
                 <w:sz w:val="19"/>
                 <w:szCs w:val="19"/>
               </w:rPr>
-              <w:t xml:space="preserve">6번 SeoulMarkets</w:t>
+              <w:t xml:space="preserve">5번·2번 SeoulMarkets</w:t>
             </w:r>
           </w:p>
         </w:tc>
@@ -7719,7 +7719,7 @@
                 <w:sz w:val="19"/>
                 <w:szCs w:val="19"/>
               </w:rPr>
-              <w:t xml:space="preserve">63</w:t>
+              <w:t xml:space="preserve">59</w:t>
             </w:r>
           </w:p>
         </w:tc>
@@ -7747,7 +7747,7 @@
                 <w:sz w:val="19"/>
                 <w:szCs w:val="19"/>
               </w:rPr>
-              <w:t xml:space="preserve">2.3명</w:t>
+              <w:t xml:space="preserve">2.1명</w:t>
             </w:r>
           </w:p>
         </w:tc>
@@ -7775,7 +7775,7 @@
                 <w:sz w:val="19"/>
                 <w:szCs w:val="19"/>
               </w:rPr>
-              <w:t xml:space="preserve">AI Assistant 41 · Organic Search 31</w:t>
+              <w:t xml:space="preserve">AI Assistant 40 · Organic Search 31</w:t>
             </w:r>
           </w:p>
         </w:tc>
@@ -7808,7 +7808,7 @@
                 <w:sz w:val="19"/>
                 <w:szCs w:val="19"/>
               </w:rPr>
-              <w:t xml:space="preserve">3번 100yearmap</w:t>
+              <w:t xml:space="preserve">1번 백년지도</w:t>
             </w:r>
           </w:p>
         </w:tc>
@@ -7836,7 +7836,7 @@
                 <w:sz w:val="19"/>
                 <w:szCs w:val="19"/>
               </w:rPr>
-              <w:t xml:space="preserve">230</w:t>
+              <w:t xml:space="preserve">270</w:t>
             </w:r>
           </w:p>
         </w:tc>
@@ -7864,7 +7864,7 @@
                 <w:sz w:val="19"/>
                 <w:szCs w:val="19"/>
               </w:rPr>
-              <w:t xml:space="preserve">8.2명</w:t>
+              <w:t xml:space="preserve">9.6명</w:t>
             </w:r>
           </w:p>
         </w:tc>
@@ -7892,7 +7892,7 @@
                 <w:sz w:val="19"/>
                 <w:szCs w:val="19"/>
               </w:rPr>
-              <w:t xml:space="preserve">Organic Search 172 · AI Assistant 71</w:t>
+              <w:t xml:space="preserve">Organic Search 221 · AI Assistant 60</w:t>
             </w:r>
           </w:p>
         </w:tc>
@@ -7925,7 +7925,7 @@
                 <w:sz w:val="19"/>
                 <w:szCs w:val="19"/>
               </w:rPr>
-              <w:t xml:space="preserve">5번 K Culture Wire</w:t>
+              <w:t xml:space="preserve">1번 K Culture Wire</w:t>
             </w:r>
           </w:p>
         </w:tc>
@@ -7953,7 +7953,7 @@
                 <w:sz w:val="19"/>
                 <w:szCs w:val="19"/>
               </w:rPr>
-              <w:t xml:space="preserve">172</w:t>
+              <w:t xml:space="preserve">183</w:t>
             </w:r>
           </w:p>
         </w:tc>
@@ -7981,7 +7981,7 @@
                 <w:sz w:val="19"/>
                 <w:szCs w:val="19"/>
               </w:rPr>
-              <w:t xml:space="preserve">6.1명</w:t>
+              <w:t xml:space="preserve">6.5명</w:t>
             </w:r>
           </w:p>
         </w:tc>
@@ -8009,7 +8009,7 @@
                 <w:sz w:val="19"/>
                 <w:szCs w:val="19"/>
               </w:rPr>
-              <w:t xml:space="preserve">AI Assistant 159 · Organic Social 25 · Organic Search 17</w:t>
+              <w:t xml:space="preserve">AI Assistant 162 · Organic Social 26 · Organic Search 24</w:t>
             </w:r>
           </w:p>
         </w:tc>
@@ -8150,7 +8150,7 @@
           <w:sz w:val="22"/>
           <w:szCs w:val="22"/>
         </w:rPr>
-        <w:t xml:space="preserve">⚠ 잰 날 2026-10-03. 위 표(전체 유입)와 </w:t>
+        <w:t xml:space="preserve">⚠ 잰 날 2026-10-10. 위 표(전체 유입)와 </w:t>
       </w:r>
       <w:r>
         <w:rPr>
